--- a/files/Indonesia_Profile_DRAFT.docx
+++ b/files/Indonesia_Profile_DRAFT.docx
@@ -2461,7 +2461,7 @@
           <w:sz w:val="22"/>
           <w:szCs w:val="22"/>
         </w:rPr>
-        <w:t xml:space="preserve"> The 2027 draft budget is nearly flat at Rp 244.9 trillion, up 1.7 percent, while the president plans to renovate 10,000 puskesmas and build 514 public health laboratories by 2030.</w:t>
+        <w:t xml:space="preserve"> The 2027 draft budget is nearly flat at Rp 244.9 trillion (US$13.5 billion), up 1.7 percent, while the president plans to renovate 10,000 puskesmas and build 514 public health laboratories by 2030.</w:t>
       </w:r>
       <w:hyperlink r:id="rId34">
         <w:r>
@@ -3859,7 +3859,7 @@
           <w:sz w:val="22"/>
           <w:szCs w:val="22"/>
         </w:rPr>
-        <w:t xml:space="preserve"> The listed chains are growing. In 2025 Siloam reported revenue of Rp 12.84 trillion and net profit of Rp 1.11 trillion, Mitra Keluarga Rp 5.36 trillion and Rp 1.36 trillion, and Hermina Rp 7.13 trillion with net profit down 19.85 percent to Rp 429.55 billion.</w:t>
+        <w:t xml:space="preserve"> The listed chains are growing. In 2025 Siloam reported revenue of Rp 12.84 trillion (US$710 million) and net profit of Rp 1.11 trillion (US$61.4 million), Mitra Keluarga Rp 5.36 trillion (US$297 million) and Rp 1.36 trillion (US$75.2 million), and Hermina Rp 7.13 trillion (US$394 million) with net profit down 19.85 percent to Rp 429.55 billion (US$23.8 million).</w:t>
       </w:r>
       <w:hyperlink r:id="rId50">
         <w:r>
@@ -3952,7 +3952,7 @@
           <w:sz w:val="22"/>
           <w:szCs w:val="22"/>
         </w:rPr>
-        <w:t xml:space="preserve"> Mayapada Group, which Nikkei Asia describes as running one of Indonesia's largest private hospital chains, has committed Rp 6.91 trillion through 2032 to a Batam project with India's Apollo Hospitals.</w:t>
+        <w:t xml:space="preserve"> Mayapada Group, which Nikkei Asia describes as running one of Indonesia's largest private hospital chains, has committed Rp 6.91 trillion (US$382 million) through 2032 to a Batam project with India's Apollo Hospitals.</w:t>
       </w:r>
       <w:hyperlink r:id="rId18">
         <w:r>
@@ -4586,7 +4586,7 @@
                 <w:sz w:val="21"/>
                 <w:szCs w:val="21"/>
               </w:rPr>
-              <w:t>Rp 244 trillion, 6.4% of state spending, up 15.8% on the 2025 outlook</w:t>
+              <w:t xml:space="preserve">Rp 244 trillion (US$13.5 billion), 6.4% of state spending, up 15.8% on the 2025 outlook</w:t>
             </w:r>
             <w:hyperlink r:id="rId33">
               <w:r>
@@ -4665,7 +4665,7 @@
                 <w:sz w:val="21"/>
                 <w:szCs w:val="21"/>
               </w:rPr>
-              <w:t>Rp 244.9 trillion, up 1.7% on the 2026 outlook of Rp 240.8 trillion</w:t>
+              <w:t xml:space="preserve">Rp 244.9 trillion (US$13.5 billion), up 1.7% on the 2026 outlook of Rp 240.8 trillion (US$13.3 billion)</w:t>
             </w:r>
             <w:hyperlink r:id="rId34">
               <w:r>
@@ -4742,7 +4742,7 @@
                 <w:sz w:val="21"/>
                 <w:szCs w:val="21"/>
               </w:rPr>
-              <w:t>Rp 17.13 trillion (2025); Rp 7.66 trillion in 2024</w:t>
+              <w:t xml:space="preserve">Rp 17.13 trillion (US$948 million) (2025); Rp 7.66 trillion (US$424 million) in 2024</w:t>
             </w:r>
             <w:hyperlink r:id="rId36">
               <w:r>
@@ -4837,7 +4837,7 @@
           <w:sz w:val="22"/>
           <w:szCs w:val="22"/>
         </w:rPr>
-        <w:t xml:space="preserve"> The 2026 draft state budget proposed Rp 244 trillion for health, 6.4 percent of state spending and 15.8 percent above the 2025 outlook, and the 2023 Health Law eliminated the mandatory health spending minimum.</w:t>
+        <w:t xml:space="preserve"> The 2026 draft state budget proposed Rp 244 trillion (US$13.5 billion) for health, 6.4 percent of state spending and 15.8 percent above the 2025 outlook, and the 2023 Health Law eliminated the mandatory health spending minimum.</w:t>
       </w:r>
       <w:hyperlink r:id="rId26">
         <w:r>
@@ -4879,7 +4879,7 @@
           <w:sz w:val="22"/>
           <w:szCs w:val="22"/>
         </w:rPr>
-        <w:t>JKN's finances are the main strain. The JKN fund recorded a deficit of Rp 17.13 trillion in 2025, against Rp 7.66 trillion in 2024.</w:t>
+        <w:t xml:space="preserve">JKN's finances are the main strain. The JKN fund recorded a deficit of Rp 17.13 trillion (US$948 million) in 2025, against Rp 7.66 trillion (US$424 million) in 2024.</w:t>
       </w:r>
       <w:hyperlink r:id="rId36">
         <w:r>
@@ -4900,7 +4900,7 @@
           <w:sz w:val="22"/>
           <w:szCs w:val="22"/>
         </w:rPr>
-        <w:t xml:space="preserve"> In June 2026 BPJS Kesehatan said monthly claims of Rp 16 to 16.5 trillion exceed premium income of about Rp 14 trillion, and that it could begin missing claim payments by July 2027 without government intervention.</w:t>
+        <w:t xml:space="preserve"> In June 2026 BPJS Kesehatan said monthly claims of Rp 16 to 16.5 trillion (US$885 million to US$913 million) exceed premium income of about Rp 14 trillion (US$775 million), and that it could begin missing claim payments by July 2027 without government intervention.</w:t>
       </w:r>
       <w:hyperlink r:id="rId35">
         <w:r>
@@ -10260,7 +10260,7 @@
           <w:sz w:val="22"/>
           <w:szCs w:val="22"/>
         </w:rPr>
-        <w:t>Mayapada Healthcare began building a Rp 1 trillion, 250-bed hospital in Batam's health special economic zone in partnership with Apollo Hospitals India, with full operations targeted for the end of 2027.</w:t>
+        <w:t xml:space="preserve">Mayapada Healthcare began building a Rp 1 trillion (US$55.3 million), 250-bed hospital in Batam's health special economic zone in partnership with Apollo Hospitals India, with full operations targeted for the end of 2027.</w:t>
       </w:r>
       <w:hyperlink r:id="rId52">
         <w:r>
@@ -10309,7 +10309,7 @@
           <w:sz w:val="22"/>
           <w:szCs w:val="22"/>
         </w:rPr>
-        <w:t>The insurer said it is running monthly deficits of about Rp 2 trillion and expects a Rp 20 trillion government capital injection.</w:t>
+        <w:t xml:space="preserve">The insurer said it is running monthly deficits of about Rp 2 trillion (US$111 million) and expects a Rp 20 trillion (US$1.11 billion) government capital injection.</w:t>
       </w:r>
       <w:hyperlink r:id="rId35">
         <w:r>
@@ -10330,7 +10330,7 @@
           <w:sz w:val="22"/>
           <w:szCs w:val="22"/>
         </w:rPr>
-        <w:t xml:space="preserve"> The JKN fund's 2025 deficit was Rp 17.13 trillion, up 123.8 percent from 2024.</w:t>
+        <w:t xml:space="preserve"> The JKN fund's 2025 deficit was Rp 17.13 trillion (US$948 million), up 123.8 percent from 2024.</w:t>
       </w:r>
       <w:hyperlink r:id="rId36">
         <w:r>
@@ -10361,7 +10361,7 @@
           <w:szCs w:val="22"/>
           <w:b w:val="1"/>
         </w:rPr>
-        <w:t>2026-08-14  2027 draft budget holds health at Rp 244.9 trillion and funds puskesmas renovation</w:t>
+        <w:t xml:space="preserve">2026-08-14  2027 draft budget holds health at Rp 244.9 trillion (US$13.5 billion) and funds puskesmas renovation</w:t>
       </w:r>
     </w:p>
     <w:p>
@@ -10379,7 +10379,7 @@
           <w:sz w:val="22"/>
           <w:szCs w:val="22"/>
         </w:rPr>
-        <w:t>The draft health budget is up 1.7 percent on the 2026 outlook of Rp 240.8 trillion.</w:t>
+        <w:t xml:space="preserve">The draft health budget is up 1.7 percent on the 2026 outlook of Rp 240.8 trillion (US$13.3 billion).</w:t>
       </w:r>
       <w:hyperlink r:id="rId34">
         <w:r>
